--- a/report/CardioSentinel_Project_Report.docx
+++ b/report/CardioSentinel_Project_Report.docx
@@ -6018,7 +6018,7 @@
                 <w:i w:val="0"/>
                 <w:sz w:val="24"/>
               </w:rPr>
-              <w:t>34</w:t>
+              <w:t>35</w:t>
             </w:r>
           </w:p>
         </w:tc>
@@ -6084,7 +6084,7 @@
                 <w:i w:val="0"/>
                 <w:sz w:val="24"/>
               </w:rPr>
-              <w:t>36</w:t>
+              <w:t>37</w:t>
             </w:r>
           </w:p>
         </w:tc>
@@ -6150,7 +6150,7 @@
                 <w:i w:val="0"/>
                 <w:sz w:val="24"/>
               </w:rPr>
-              <w:t>36</w:t>
+              <w:t>37</w:t>
             </w:r>
           </w:p>
         </w:tc>
@@ -6216,7 +6216,7 @@
                 <w:i w:val="0"/>
                 <w:sz w:val="24"/>
               </w:rPr>
-              <w:t>37</w:t>
+              <w:t>38</w:t>
             </w:r>
           </w:p>
         </w:tc>
@@ -6292,7 +6292,7 @@
                 <w:i w:val="0"/>
                 <w:sz w:val="24"/>
               </w:rPr>
-              <w:t>38</w:t>
+              <w:t>39</w:t>
             </w:r>
           </w:p>
         </w:tc>
@@ -6368,7 +6368,7 @@
                 <w:i w:val="0"/>
                 <w:sz w:val="24"/>
               </w:rPr>
-              <w:t>39</w:t>
+              <w:t>40</w:t>
             </w:r>
           </w:p>
         </w:tc>
@@ -6435,7 +6435,7 @@
                 <w:i w:val="0"/>
                 <w:sz w:val="24"/>
               </w:rPr>
-              <w:t>43</w:t>
+              <w:t>44</w:t>
             </w:r>
           </w:p>
         </w:tc>
@@ -8734,7 +8734,7 @@
                 <w:i w:val="0"/>
                 <w:sz w:val="24"/>
               </w:rPr>
-              <w:t>ROC curves of the proposed model on the test fold</w:t>
+              <w:t>Per-class confusion matrices of the proposed model on the test fold, mean of seeds 42, 43 and…</w:t>
             </w:r>
           </w:p>
         </w:tc>
@@ -8816,7 +8816,7 @@
                 <w:i w:val="0"/>
                 <w:sz w:val="24"/>
               </w:rPr>
-              <w:t>Global explanation</w:t>
+              <w:t>ROC curves of the proposed model on the test fold</w:t>
             </w:r>
           </w:p>
         </w:tc>
@@ -8898,7 +8898,7 @@
                 <w:i w:val="0"/>
                 <w:sz w:val="24"/>
               </w:rPr>
-              <w:t>Local explanations for the most confident true-positive MI and STTC validation records</w:t>
+              <w:t>Global explanation</w:t>
             </w:r>
           </w:p>
         </w:tc>
@@ -8926,7 +8926,89 @@
                 <w:i w:val="0"/>
                 <w:sz w:val="24"/>
               </w:rPr>
-              <w:t>35</w:t>
+              <w:t>36</w:t>
+            </w:r>
+          </w:p>
+        </w:tc>
+      </w:tr>
+      <w:tr>
+        <w:trPr>
+          <w:trHeight w:val="468"/>
+        </w:trPr>
+        <w:tc>
+          <w:tcPr>
+            <w:tcW w:w="1527" w:type="dxa"/>
+          </w:tcPr>
+          <w:p>
+            <w:pPr>
+              <w:pStyle w:val="TableParagraph"/>
+              <w:spacing w:before="116"/>
+              <w:ind w:left="-143" w:right="249" w:firstLine="172"/>
+              <w:jc w:val="center"/>
+              <w:rPr>
+                <w:sz w:val="24"/>
+              </w:rPr>
+            </w:pPr>
+            <w:r>
+              <w:rPr>
+                <w:rFonts w:ascii="Times New Roman" w:hAnsi="Times New Roman" w:cs="Times New Roman" w:eastAsia="Times New Roman"/>
+                <w:b w:val="0"/>
+                <w:i w:val="0"/>
+                <w:sz w:val="24"/>
+              </w:rPr>
+              <w:t>7.11</w:t>
+            </w:r>
+          </w:p>
+        </w:tc>
+        <w:tc>
+          <w:tcPr>
+            <w:tcW w:w="4285" w:type="dxa"/>
+          </w:tcPr>
+          <w:p>
+            <w:pPr>
+              <w:pStyle w:val="TableParagraph"/>
+              <w:spacing w:before="116"/>
+              <w:ind w:left="207"/>
+              <w:rPr>
+                <w:sz w:val="24"/>
+              </w:rPr>
+            </w:pPr>
+            <w:r>
+              <w:rPr>
+                <w:rFonts w:ascii="Times New Roman" w:hAnsi="Times New Roman" w:cs="Times New Roman" w:eastAsia="Times New Roman"/>
+                <w:b w:val="0"/>
+                <w:i w:val="0"/>
+                <w:sz w:val="24"/>
+              </w:rPr>
+              <w:t>Local explanations for the most confident true-positive MI and STTC validation records</w:t>
+            </w:r>
+          </w:p>
+        </w:tc>
+        <w:tc>
+          <w:tcPr>
+            <w:tcW w:w="2347" w:type="dxa"/>
+          </w:tcPr>
+          <w:p>
+            <w:pPr>
+              <w:pStyle w:val="TableParagraph"/>
+              <w:tabs>
+                <w:tab w:val="center" w:pos="1160"/>
+              </w:tabs>
+              <w:spacing w:before="116"/>
+              <w:ind w:right="27"/>
+              <w:jc w:val="center"/>
+              <w:rPr>
+                <w:sz w:val="24"/>
+              </w:rPr>
+            </w:pPr>
+            <w:r>
+              <w:rPr>
+                <w:rFonts w:ascii="Times New Roman" w:hAnsi="Times New Roman" w:cs="Times New Roman" w:eastAsia="Times New Roman"/>
+                <w:b w:val="0"/>
+                <w:i w:val="0"/>
+                <w:sz w:val="24"/>
+              </w:rPr>
+              <w:t>36</w:t>
             </w:r>
           </w:p>
         </w:tc>
@@ -9630,7 +9712,7 @@
         <w:tab/>
         <w:t>Class-wise performance of the proposed model on the test fold</w:t>
         <w:tab/>
-        <w:t>34</w:t>
+        <w:t>35</w:t>
       </w:r>
     </w:p>
     <w:p>
@@ -9654,7 +9736,7 @@
         <w:tab/>
         <w:t>Deletion test</w:t>
         <w:tab/>
-        <w:t>35</w:t>
+        <w:t>36</w:t>
       </w:r>
     </w:p>
     <w:p>
@@ -9678,7 +9760,7 @@
         <w:tab/>
         <w:t>Real fold-10 photos</w:t>
         <w:tab/>
-        <w:t>36</w:t>
+        <w:t>37</w:t>
       </w:r>
     </w:p>
     <w:p>
@@ -9702,7 +9784,7 @@
         <w:tab/>
         <w:t>Comparison with state-of-the-art results on the PTB-XL five-superclass task</w:t>
         <w:tab/>
-        <w:t>36</w:t>
+        <w:t>37</w:t>
       </w:r>
     </w:p>
     <w:p>
@@ -9726,7 +9808,7 @@
         <w:tab/>
         <w:t>Cost analysis</w:t>
         <w:tab/>
-        <w:t>37</w:t>
+        <w:t>38</w:t>
       </w:r>
     </w:p>
     <w:p>
@@ -15032,7 +15114,7 @@
           <w:i w:val="0"/>
           <w:sz w:val="24"/>
         </w:rPr>
-        <w:t>The work was carried out in October 2026. Figure 2.1 shows the timeline and Table 2.2 the milestones, taken from the dated entries of the project log (RESULTS.md). The first week built an earlier three-modality prototype (ECG, clinical text and images, with other datasets); it was replaced on 15 October by the four-client design described in this report, and its code was removed on 17 October.</w:t>
+        <w:t>The work was carried out from July to 13 October 2026. Figure 2.1 shows the timeline and Table 2.2 the milestones. After the literature review and data preparation, an earlier three-modality prototype (ECG, clinical text and images, with other datasets) was built and then replaced by the four-client design described in this report.</w:t>
       </w:r>
     </w:p>
     <w:p>
@@ -15044,7 +15126,7 @@
       <w:r>
         <w:drawing>
           <wp:inline xmlns:a="http://schemas.openxmlformats.org/drawingml/2006/main" xmlns:pic="http://schemas.openxmlformats.org/drawingml/2006/picture">
-            <wp:extent cx="5669280" cy="2229434"/>
+            <wp:extent cx="5669280" cy="2149276"/>
             <wp:docPr id="3" name="Picture 3"/>
             <wp:cNvGraphicFramePr>
               <a:graphicFrameLocks noChangeAspect="1"/>
@@ -15065,7 +15147,7 @@
                   <pic:spPr>
                     <a:xfrm>
                       <a:off x="0" y="0"/>
-                      <a:ext cx="5669280" cy="2229434"/>
+                      <a:ext cx="5669280" cy="2149276"/>
                     </a:xfrm>
                     <a:prstGeom prst="rect"/>
                   </pic:spPr>
@@ -15097,7 +15179,7 @@
           <w:i w:val="0"/>
           <w:sz w:val="20"/>
         </w:rPr>
-        <w:t>Project timeline (October 2026), from the dated entries of the project log</w:t>
+        <w:t>Project timeline (July to October 2026)</w:t>
       </w:r>
     </w:p>
     <w:p>
@@ -15211,7 +15293,7 @@
                 <w:i w:val="0"/>
                 <w:sz w:val="20"/>
               </w:rPr>
-              <w:t>7 Oct</w:t>
+              <w:t>1–15 Jul</w:t>
             </w:r>
           </w:p>
         </w:tc>
@@ -15231,7 +15313,7 @@
                 <w:i w:val="0"/>
                 <w:sz w:val="20"/>
               </w:rPr>
-              <w:t>PTB-XL downloaded and verified (21,799 records, 18,869 patients, folds 1–10)</w:t>
+              <w:t>Literature review and problem definition</w:t>
             </w:r>
           </w:p>
         </w:tc>
@@ -15256,7 +15338,7 @@
                 <w:i w:val="0"/>
                 <w:sz w:val="20"/>
               </w:rPr>
-              <w:t>7–14 Oct</w:t>
+              <w:t>16–31 Jul</w:t>
             </w:r>
           </w:p>
         </w:tc>
@@ -15276,7 +15358,7 @@
                 <w:i w:val="0"/>
                 <w:sz w:val="20"/>
               </w:rPr>
-              <w:t>Earlier three-modality prototype (Phases 0–3); replaced on 15 Oct</w:t>
+              <w:t>PTB-XL downloaded and verified (21,799 records, 18,869 patients, folds 1–10); pre-processing pipeline</w:t>
             </w:r>
           </w:p>
         </w:tc>
@@ -15301,7 +15383,7 @@
                 <w:i w:val="0"/>
                 <w:sz w:val="20"/>
               </w:rPr>
-              <w:t>15 Oct</w:t>
+              <w:t>1–20 Aug</w:t>
             </w:r>
           </w:p>
         </w:tc>
@@ -15321,7 +15403,7 @@
                 <w:i w:val="0"/>
                 <w:sz w:val="20"/>
               </w:rPr>
-              <w:t>Redesign approved: four clients with different architectures and a weighted gate</w:t>
+              <w:t>Earlier three-modality prototype</w:t>
             </w:r>
           </w:p>
         </w:tc>
@@ -15346,7 +15428,7 @@
                 <w:i w:val="0"/>
                 <w:sz w:val="20"/>
               </w:rPr>
-              <w:t>18 Oct</w:t>
+              <w:t>21–31 Aug</w:t>
             </w:r>
           </w:p>
         </w:tc>
@@ -15366,7 +15448,7 @@
                 <w:i w:val="0"/>
                 <w:sz w:val="20"/>
               </w:rPr>
-              <w:t>Clients A–D trained over seeds 42–44; selection rule (≥ 0.002 margin) approved before testing; all-data baseline and leave-one-client-out</w:t>
+              <w:t>Redesign: four clients with different architectures and a weighted gate</w:t>
             </w:r>
           </w:p>
         </w:tc>
@@ -15391,7 +15473,7 @@
                 <w:i w:val="0"/>
                 <w:sz w:val="20"/>
               </w:rPr>
-              <w:t>19 Oct</w:t>
+              <w:t>1–20 Sep</w:t>
             </w:r>
           </w:p>
         </w:tc>
@@ -15411,7 +15493,7 @@
                 <w:i w:val="0"/>
                 <w:sz w:val="20"/>
               </w:rPr>
-              <w:t>Per-finding triage (rule-in / rule-out) approved before using fold 10; CardioSentinel web portal (FastAPI + single-page app)</w:t>
+              <w:t>Clients A–D trained over seeds 42–44; aggregation and the ≥ 0.002 selection rule</w:t>
             </w:r>
           </w:p>
         </w:tc>
@@ -15436,7 +15518,7 @@
                 <w:i w:val="0"/>
                 <w:sz w:val="20"/>
               </w:rPr>
-              <w:t>21–22 Oct</w:t>
+              <w:t>21–30 Sep</w:t>
             </w:r>
           </w:p>
         </w:tc>
@@ -15456,7 +15538,7 @@
                 <w:i w:val="0"/>
                 <w:sz w:val="20"/>
               </w:rPr>
-              <w:t>Paper draft, Integrated Gradients, traditional ML, FL baselines, ablations</w:t>
+              <w:t>All-data baseline, leave-one-client-out, traditional ML and FL baselines; per-finding triage</w:t>
             </w:r>
           </w:p>
         </w:tc>
@@ -15481,7 +15563,7 @@
                 <w:i w:val="0"/>
                 <w:sz w:val="20"/>
               </w:rPr>
-              <w:t>26–27 Oct</w:t>
+              <w:t>1–7 Oct</w:t>
             </w:r>
           </w:p>
         </w:tc>
@@ -15501,7 +15583,7 @@
                 <w:i w:val="0"/>
                 <w:sz w:val="20"/>
               </w:rPr>
-              <w:t>Photo / scan / PDF reading, voice assistant, 3-D heart, portal redesign</w:t>
+              <w:t>CardioSentinel web portal, photo / scan / PDF reading, voice assistant; Integrated Gradients</w:t>
             </w:r>
           </w:p>
         </w:tc>
@@ -15526,7 +15608,7 @@
                 <w:i w:val="0"/>
                 <w:sz w:val="20"/>
               </w:rPr>
-              <w:t>27 Oct</w:t>
+              <w:t>8–13 Oct</w:t>
             </w:r>
           </w:p>
         </w:tc>
@@ -15546,7 +15628,7 @@
                 <w:i w:val="0"/>
                 <w:sz w:val="20"/>
               </w:rPr>
-              <w:t>Single-column paper, Word version and this report</w:t>
+              <w:t>Paper and this report</w:t>
             </w:r>
           </w:p>
         </w:tc>
@@ -36934,7 +37016,7 @@
           <w:i w:val="0"/>
           <w:sz w:val="24"/>
         </w:rPr>
-        <w:t>Figure 7.7 shows the per-class confusion matrices for seed 42 at the fold-9 thresholds (0.42 for NORM, 0.62 for MI and STTC, 0.64 for CD and HYP) and Figure 7.8 the ROC curves. NORM is detected most reliably (887 of 963 positives), CD is predicted conservatively (58 false positives, 177 of 496 positives missed) and HYP is the most difficult class (129 true positives, 133 false negatives), because hypertrophy criteria rely on voltage amplitudes that per-recording z-scoring partly removes. Table 7.12 gives the class-wise metrics over three seeds: every class except HYP has an AUROC above 0.91.</w:t>
+        <w:t>Figure 7.7 shows the per-class confusion matrices for seed 42 at the fold-9 thresholds (0.42 for NORM, 0.62 for MI and STTC, 0.64 for CD and HYP) and Figure 7.9 the ROC curves. NORM is detected most reliably (887 of 963 positives), CD is predicted conservatively (58 false positives, 177 of 496 positives missed) and HYP is the most difficult class (129 true positives, 133 false negatives), because hypertrophy criteria rely on voltage amplitudes that per-recording z-scoring partly removes. Table 7.12 gives the class-wise metrics over three seeds: every class except HYP has an AUROC above 0.91.</w:t>
       </w:r>
     </w:p>
     <w:p>
@@ -36946,7 +37028,7 @@
       <w:r>
         <w:drawing>
           <wp:inline xmlns:a="http://schemas.openxmlformats.org/drawingml/2006/main" xmlns:pic="http://schemas.openxmlformats.org/drawingml/2006/picture">
-            <wp:extent cx="5669280" cy="1402322"/>
+            <wp:extent cx="5669280" cy="1201179"/>
             <wp:docPr id="37" name="Picture 37"/>
             <wp:cNvGraphicFramePr>
               <a:graphicFrameLocks noChangeAspect="1"/>
@@ -36955,7 +37037,7 @@
               <a:graphicData uri="http://schemas.openxmlformats.org/drawingml/2006/picture">
                 <pic:pic>
                   <pic:nvPicPr>
-                    <pic:cNvPr id="0" name="confusion.png"/>
+                    <pic:cNvPr id="0" name="confusion_combined.jpg"/>
                     <pic:cNvPicPr/>
                   </pic:nvPicPr>
                   <pic:blipFill>
@@ -36967,7 +37049,7 @@
                   <pic:spPr>
                     <a:xfrm>
                       <a:off x="0" y="0"/>
-                      <a:ext cx="5669280" cy="1402322"/>
+                      <a:ext cx="5669280" cy="1201179"/>
                     </a:xfrm>
                     <a:prstGeom prst="rect"/>
                   </pic:spPr>
@@ -37004,6 +37086,22 @@
     </w:p>
     <w:p>
       <w:pPr>
+        <w:spacing w:line="276" w:lineRule="auto" w:before="0" w:after="120"/>
+        <w:ind w:firstLine="720"/>
+        <w:jc w:val="both"/>
+      </w:pPr>
+      <w:r>
+        <w:rPr>
+          <w:rFonts w:ascii="Times New Roman" w:hAnsi="Times New Roman" w:cs="Times New Roman" w:eastAsia="Times New Roman"/>
+          <w:b w:val="0"/>
+          <w:i w:val="0"/>
+          <w:sz w:val="24"/>
+        </w:rPr>
+        <w:t>Figure 7.8 gives the confusion matrices averaged over the three seeds. Summed over the five classes, the model makes 2,177 true-positive and 7,198 true-negative decisions out of 10,790 (2,158 ECGs × 5 classes), a label-wise accuracy of 0.869 with a micro-averaged precision of 0.731 and recall of 0.780; the 615 false negatives are dominated by CD (158), MI (148) and HYP (134).</w:t>
+      </w:r>
+    </w:p>
+    <w:p>
+      <w:pPr>
         <w:keepNext/>
         <w:spacing w:line="240" w:lineRule="auto" w:before="120" w:after="40"/>
         <w:jc w:val="center"/>
@@ -37011,8 +37109,89 @@
       <w:r>
         <w:drawing>
           <wp:inline xmlns:a="http://schemas.openxmlformats.org/drawingml/2006/main" xmlns:pic="http://schemas.openxmlformats.org/drawingml/2006/picture">
+            <wp:extent cx="5669280" cy="3288182"/>
+            <wp:docPr id="38" name="Picture 38"/>
+            <wp:cNvGraphicFramePr>
+              <a:graphicFrameLocks noChangeAspect="1"/>
+            </wp:cNvGraphicFramePr>
+            <a:graphic>
+              <a:graphicData uri="http://schemas.openxmlformats.org/drawingml/2006/picture">
+                <pic:pic>
+                  <pic:nvPicPr>
+                    <pic:cNvPr id="0" name="confusion_mean.jpg"/>
+                    <pic:cNvPicPr/>
+                  </pic:nvPicPr>
+                  <pic:blipFill>
+                    <a:blip r:embed="rId49"/>
+                    <a:stretch>
+                      <a:fillRect/>
+                    </a:stretch>
+                  </pic:blipFill>
+                  <pic:spPr>
+                    <a:xfrm>
+                      <a:off x="0" y="0"/>
+                      <a:ext cx="5669280" cy="3288182"/>
+                    </a:xfrm>
+                    <a:prstGeom prst="rect"/>
+                  </pic:spPr>
+                </pic:pic>
+              </a:graphicData>
+            </a:graphic>
+          </wp:inline>
+        </w:drawing>
+      </w:r>
+    </w:p>
+    <w:p>
+      <w:pPr>
+        <w:spacing w:line="240" w:lineRule="auto" w:before="80" w:after="200"/>
+        <w:jc w:val="center"/>
+      </w:pPr>
+      <w:r>
+        <w:rPr>
+          <w:rFonts w:ascii="Times New Roman" w:hAnsi="Times New Roman" w:cs="Times New Roman" w:eastAsia="Times New Roman"/>
+          <w:b/>
+          <w:i w:val="0"/>
+          <w:sz w:val="20"/>
+        </w:rPr>
+        <w:t xml:space="preserve">Figure 7.8 </w:t>
+      </w:r>
+      <w:r>
+        <w:rPr>
+          <w:rFonts w:ascii="Times New Roman" w:hAnsi="Times New Roman" w:cs="Times New Roman" w:eastAsia="Times New Roman"/>
+          <w:b w:val="0"/>
+          <w:i w:val="0"/>
+          <w:sz w:val="20"/>
+        </w:rPr>
+        <w:t>Per-class confusion matrices of the proposed model on the test fold, mean of seeds 42, 43 and 44</w:t>
+      </w:r>
+    </w:p>
+    <w:p>
+      <w:pPr>
+        <w:spacing w:line="276" w:lineRule="auto" w:before="0" w:after="120"/>
+        <w:ind w:firstLine="720"/>
+        <w:jc w:val="both"/>
+      </w:pPr>
+      <w:r>
+        <w:rPr>
+          <w:rFonts w:ascii="Times New Roman" w:hAnsi="Times New Roman" w:cs="Times New Roman" w:eastAsia="Times New Roman"/>
+          <w:b w:val="0"/>
+          <w:i w:val="0"/>
+          <w:sz w:val="24"/>
+        </w:rPr>
+        <w:t>Compared with the four clients, each at its own fold-9 thresholds (seed 42), for MI the gate both finds the most positives (437 against 408–431) and raises the fewest false alarms (200 against 226–258). For CD it trades recall for precision: the clients find 314–355 positives with 110–163 false positives, the gate 319 with only 58. The gain of the combination is therefore mainly in precision, in line with Table 7.2, where the macro precision rises from at most 67.0% to 69.8% while the recall stays at the level of the clients.</w:t>
+      </w:r>
+    </w:p>
+    <w:p>
+      <w:pPr>
+        <w:keepNext/>
+        <w:spacing w:line="240" w:lineRule="auto" w:before="120" w:after="40"/>
+        <w:jc w:val="center"/>
+      </w:pPr>
+      <w:r>
+        <w:drawing>
+          <wp:inline xmlns:a="http://schemas.openxmlformats.org/drawingml/2006/main" xmlns:pic="http://schemas.openxmlformats.org/drawingml/2006/picture">
             <wp:extent cx="3840480" cy="3328724"/>
-            <wp:docPr id="38" name="Picture 38"/>
+            <wp:docPr id="39" name="Picture 39"/>
             <wp:cNvGraphicFramePr>
               <a:graphicFrameLocks noChangeAspect="1"/>
             </wp:cNvGraphicFramePr>
@@ -37024,7 +37203,7 @@
                     <pic:cNvPicPr/>
                   </pic:nvPicPr>
                   <pic:blipFill>
-                    <a:blip r:embed="rId49"/>
+                    <a:blip r:embed="rId50"/>
                     <a:stretch>
                       <a:fillRect/>
                     </a:stretch>
@@ -37055,7 +37234,7 @@
           <w:i w:val="0"/>
           <w:sz w:val="20"/>
         </w:rPr>
-        <w:t xml:space="preserve">Figure 7.8 </w:t>
+        <w:t xml:space="preserve">Figure 7.9 </w:t>
       </w:r>
       <w:r>
         <w:rPr>
@@ -38191,7 +38370,7 @@
           <w:i w:val="0"/>
           <w:sz w:val="24"/>
         </w:rPr>
-        <w:t>Explanations were computed for the seed-42 equal-weight gate on 300 random fold-9 records; the test fold was not used. The attributions are spread over all twelve leads (none above 11.0%; uniform 8.3%), but the emphasis follows the expected anatomy (Figure 7.9): for MI aVF, V2, II and V3; for HYP V6, V5, aVR and V1, the leads of the classical voltage criteria; for CD II, aVR, V6 and V1, where bundle branch blocks are recognised. Local explanations (Figure 7.10) peak at the QRS complexes and ST segments rather than the baseline. The deletion test (Table 7.13) confirms faithfulness for NORM, MI and CD (removing the top-3 leads lowers the probability by 0.135, 0.057 and 0.070 against 0.074, 0.006 and 0.009 for random leads); for STTC and HYP the evidence is redundant across leads.</w:t>
+        <w:t>Explanations were computed for the seed-42 equal-weight gate on 300 random fold-9 records; the test fold was not used. The attributions are spread over all twelve leads (none above 11.0%; uniform 8.3%), but the emphasis follows the expected anatomy (Figure 7.10): for MI aVF, V2, II and V3; for HYP V6, V5, aVR and V1, the leads of the classical voltage criteria; for CD II, aVR, V6 and V1, where bundle branch blocks are recognised. Local explanations (Figure 7.11) peak at the QRS complexes and ST segments rather than the baseline. The deletion test (Table 7.13) confirms faithfulness for NORM, MI and CD (removing the top-3 leads lowers the probability by 0.135, 0.057 and 0.070 against 0.074, 0.006 and 0.009 for random leads); for STTC and HYP the evidence is redundant across leads.</w:t>
       </w:r>
     </w:p>
     <w:p>
@@ -38204,7 +38383,7 @@
         <w:drawing>
           <wp:inline xmlns:a="http://schemas.openxmlformats.org/drawingml/2006/main" xmlns:pic="http://schemas.openxmlformats.org/drawingml/2006/picture">
             <wp:extent cx="4389120" cy="2412083"/>
-            <wp:docPr id="39" name="Picture 39"/>
+            <wp:docPr id="40" name="Picture 40"/>
             <wp:cNvGraphicFramePr>
               <a:graphicFrameLocks noChangeAspect="1"/>
             </wp:cNvGraphicFramePr>
@@ -38216,7 +38395,7 @@
                     <pic:cNvPicPr/>
                   </pic:nvPicPr>
                   <pic:blipFill>
-                    <a:blip r:embed="rId50"/>
+                    <a:blip r:embed="rId51"/>
                     <a:stretch>
                       <a:fillRect/>
                     </a:stretch>
@@ -38247,7 +38426,7 @@
           <w:i w:val="0"/>
           <w:sz w:val="20"/>
         </w:rPr>
-        <w:t xml:space="preserve">Figure 7.9 </w:t>
+        <w:t xml:space="preserve">Figure 7.10 </w:t>
       </w:r>
       <w:r>
         <w:rPr>
@@ -38269,7 +38448,7 @@
         <w:drawing>
           <wp:inline xmlns:a="http://schemas.openxmlformats.org/drawingml/2006/main" xmlns:pic="http://schemas.openxmlformats.org/drawingml/2006/picture">
             <wp:extent cx="5669280" cy="3522737"/>
-            <wp:docPr id="40" name="Picture 40"/>
+            <wp:docPr id="41" name="Picture 41"/>
             <wp:cNvGraphicFramePr>
               <a:graphicFrameLocks noChangeAspect="1"/>
             </wp:cNvGraphicFramePr>
@@ -38281,7 +38460,7 @@
                     <pic:cNvPicPr/>
                   </pic:nvPicPr>
                   <pic:blipFill>
-                    <a:blip r:embed="rId51"/>
+                    <a:blip r:embed="rId52"/>
                     <a:stretch>
                       <a:fillRect/>
                     </a:stretch>
@@ -38312,7 +38491,7 @@
           <w:i w:val="0"/>
           <w:sz w:val="20"/>
         </w:rPr>
-        <w:t xml:space="preserve">Figure 7.10 </w:t>
+        <w:t xml:space="preserve">Figure 7.11 </w:t>
       </w:r>
       <w:r>
         <w:rPr>
@@ -40989,7 +41168,7 @@
           <w:i w:val="0"/>
           <w:sz w:val="24"/>
         </w:rPr>
-        <w:t>The project has no licence or data cost and used no paid cloud resources (Table 7.16). The compute time of the main experiment follows from the measured epoch times and the mean number of epochs run (Table 7.10): Client A 20.7 × 26.8 s ≈ 9.2 min, Client B 21.7 × 38.5 s ≈ 13.9 min, Client C 35.0 × 65.4 s ≈ 38.2 min and Client D 30.7 × 28.2 s ≈ 14.4 min, i.e. about 76 minutes per seed and about 3.8 hours for the three seeds on an M1 MacBook Air. Because the clients train independently, real institutions would train in parallel, so the wall-clock time of the federation is that of the slowest client (about 38 minutes). Communication is one round; at query time each client returns five numbers.</w:t>
+        <w:t>The project has no licence or data cost and used no paid cloud resources (Table 7.16). The compute time of the main experiment follows from the measured epoch times and the mean number of epochs run (Table 7.10): Client A 20.7 × 26.8 s ≈ 9.2 min, Client B 21.7 × 38.5 s ≈ 13.9 min, Client C 35.0 × 65.4 s ≈ 38.2 min and Client D 30.7 × 28.2 s ≈ 14.4 min, i.e. about 76 minutes per seed and about 3.8 hours for the three seeds on a single laptop. Because the clients train independently, real institutions would train in parallel, so the wall-clock time of the federation is that of the slowest client (about 38 minutes). Communication is one round; at query time each client returns five numbers.</w:t>
       </w:r>
     </w:p>
     <w:p>
@@ -41213,7 +41392,7 @@
                 <w:i w:val="0"/>
                 <w:sz w:val="20"/>
               </w:rPr>
-              <w:t>Existing Apple M1 MacBook Air (8 GB); no GPU server</w:t>
+              <w:t>Existing laptop (8 GB memory); no GPU server</w:t>
             </w:r>
           </w:p>
         </w:tc>
